--- a/docx/ws4-merge-sync.docx
+++ b/docx/ws4-merge-sync.docx
@@ -899,7 +899,7 @@
           <w:sz w:val="22"/>
           <w:rtl/>
         </w:rPr>
-        <w:t xml:space="preserve">⏱ 15 دقيقة</w:t>
+        <w:t xml:space="preserve">★ 15 دقيقة</w:t>
       </w:r>
       <w:r>
         <w:rPr>
@@ -1764,7 +1764,7 @@
           <w:sz w:val="22"/>
           <w:rtl/>
         </w:rPr>
-        <w:t xml:space="preserve">⏱ 15 دقيقة</w:t>
+        <w:t xml:space="preserve">★ 15 دقيقة</w:t>
       </w:r>
       <w:r>
         <w:rPr>
@@ -2664,7 +2664,7 @@
           <w:sz w:val="22"/>
           <w:rtl/>
         </w:rPr>
-        <w:t xml:space="preserve">⏱ 15 دقيقة</w:t>
+        <w:t xml:space="preserve">★ 15 دقيقة</w:t>
       </w:r>
       <w:r>
         <w:rPr>
@@ -3988,7 +3988,7 @@
           <w:sz w:val="22"/>
           <w:rtl/>
         </w:rPr>
-        <w:t xml:space="preserve">⏱ 15 دقيقة</w:t>
+        <w:t xml:space="preserve">★ 15 دقيقة</w:t>
       </w:r>
       <w:r>
         <w:rPr>
@@ -4987,7 +4987,7 @@
           <w:sz w:val="22"/>
           <w:rtl/>
         </w:rPr>
-        <w:t xml:space="preserve">⏱ 15 دقيقة</w:t>
+        <w:t xml:space="preserve">★ 15 دقيقة</w:t>
       </w:r>
       <w:r>
         <w:rPr>
@@ -6763,7 +6763,7 @@
           <w:sz w:val="22"/>
           <w:rtl/>
         </w:rPr>
-        <w:t xml:space="preserve">⏱ 15 دقيقة</w:t>
+        <w:t xml:space="preserve">★ 15 دقيقة</w:t>
       </w:r>
       <w:r>
         <w:rPr>

--- a/docx/ws4-merge-sync.docx
+++ b/docx/ws4-merge-sync.docx
@@ -2167,6 +2167,15 @@
         <w:tblStyle w:val="Table"/>
         <w:tblW w:type="auto" w:w="0"/>
         <w:tblLook w:firstRow="1" w:lastRow="0" w:firstColumn="0" w:lastColumn="0" w:noHBand="0" w:noVBand="0" w:val="0020"/>
+        <w:jc w:val="center"/>
+        <w:tblBorders>
+          <w:top w:val="single" w:sz="4" w:color="C9D3DE"/>
+          <w:left w:val="single" w:sz="4" w:color="C9D3DE"/>
+          <w:bottom w:val="single" w:sz="4" w:color="C9D3DE"/>
+          <w:right w:val="single" w:sz="4" w:color="C9D3DE"/>
+          <w:insideH w:val="single" w:sz="4" w:color="C9D3DE"/>
+          <w:insideV w:val="single" w:sz="4" w:color="C9D3DE"/>
+        </w:tblBorders>
         <w:bidiVisual/>
       </w:tblPr>
       <w:tblGrid>
@@ -2179,7 +2188,9 @@
           <w:tblHeader w:val="on"/>
         </w:trPr>
         <w:tc>
-          <w:tcPr/>
+          <w:tcPr>
+            <w:shd w:val="clear" w:color="auto" w:fill="1E3A5F"/>
+          </w:tcPr>
           <w:p>
             <w:pPr>
               <w:pStyle w:val="Compact"/>
@@ -2187,6 +2198,8 @@
             </w:pPr>
             <w:r>
               <w:rPr>
+                <w:b/>
+                <w:color w:val="FFFFFF"/>
                 <w:sz w:val="22"/>
                 <w:rtl/>
               </w:rPr>
@@ -2195,7 +2208,9 @@
           </w:p>
         </w:tc>
         <w:tc>
-          <w:tcPr/>
+          <w:tcPr>
+            <w:shd w:val="clear" w:color="auto" w:fill="1E3A5F"/>
+          </w:tcPr>
           <w:p>
             <w:pPr>
               <w:pStyle w:val="Compact"/>
@@ -2203,6 +2218,8 @@
             </w:pPr>
             <w:r>
               <w:rPr>
+                <w:b/>
+                <w:color w:val="FFFFFF"/>
                 <w:sz w:val="22"/>
                 <w:rtl/>
               </w:rPr>
@@ -2211,7 +2228,9 @@
           </w:p>
         </w:tc>
         <w:tc>
-          <w:tcPr/>
+          <w:tcPr>
+            <w:shd w:val="clear" w:color="auto" w:fill="1E3A5F"/>
+          </w:tcPr>
           <w:p>
             <w:pPr>
               <w:pStyle w:val="Compact"/>
@@ -2219,6 +2238,8 @@
             </w:pPr>
             <w:r>
               <w:rPr>
+                <w:b/>
+                <w:color w:val="FFFFFF"/>
                 <w:sz w:val="22"/>
                 <w:rtl/>
               </w:rPr>
@@ -2324,7 +2345,9 @@
       </w:tr>
       <w:tr>
         <w:tc>
-          <w:tcPr/>
+          <w:tcPr>
+            <w:shd w:val="clear" w:color="auto" w:fill="FAFCFE"/>
+          </w:tcPr>
           <w:p>
             <w:pPr>
               <w:pStyle w:val="Compact"/>
@@ -2341,7 +2364,9 @@
           </w:p>
         </w:tc>
         <w:tc>
-          <w:tcPr/>
+          <w:tcPr>
+            <w:shd w:val="clear" w:color="auto" w:fill="FAFCFE"/>
+          </w:tcPr>
           <w:p>
             <w:pPr>
               <w:pStyle w:val="Compact"/>
@@ -2357,7 +2382,9 @@
           </w:p>
         </w:tc>
         <w:tc>
-          <w:tcPr/>
+          <w:tcPr>
+            <w:shd w:val="clear" w:color="auto" w:fill="FAFCFE"/>
+          </w:tcPr>
           <w:p>
             <w:pPr>
               <w:pStyle w:val="Compact"/>
@@ -3513,6 +3540,15 @@
         <w:tblStyle w:val="Table"/>
         <w:tblW w:type="auto" w:w="0"/>
         <w:tblLook w:firstRow="1" w:lastRow="0" w:firstColumn="0" w:lastColumn="0" w:noHBand="0" w:noVBand="0" w:val="0020"/>
+        <w:jc w:val="center"/>
+        <w:tblBorders>
+          <w:top w:val="single" w:sz="4" w:color="C9D3DE"/>
+          <w:left w:val="single" w:sz="4" w:color="C9D3DE"/>
+          <w:bottom w:val="single" w:sz="4" w:color="C9D3DE"/>
+          <w:right w:val="single" w:sz="4" w:color="C9D3DE"/>
+          <w:insideH w:val="single" w:sz="4" w:color="C9D3DE"/>
+          <w:insideV w:val="single" w:sz="4" w:color="C9D3DE"/>
+        </w:tblBorders>
         <w:bidiVisual/>
       </w:tblPr>
       <w:tblGrid>
@@ -3525,7 +3561,9 @@
           <w:tblHeader w:val="on"/>
         </w:trPr>
         <w:tc>
-          <w:tcPr/>
+          <w:tcPr>
+            <w:shd w:val="clear" w:color="auto" w:fill="1E3A5F"/>
+          </w:tcPr>
           <w:p>
             <w:pPr>
               <w:pStyle w:val="Compact"/>
@@ -3533,6 +3571,8 @@
             </w:pPr>
             <w:r>
               <w:rPr>
+                <w:b/>
+                <w:color w:val="FFFFFF"/>
                 <w:sz w:val="22"/>
                 <w:rtl/>
               </w:rPr>
@@ -3541,7 +3581,9 @@
           </w:p>
         </w:tc>
         <w:tc>
-          <w:tcPr/>
+          <w:tcPr>
+            <w:shd w:val="clear" w:color="auto" w:fill="1E3A5F"/>
+          </w:tcPr>
           <w:p>
             <w:pPr>
               <w:pStyle w:val="Compact"/>
@@ -3549,6 +3591,8 @@
             </w:pPr>
             <w:r>
               <w:rPr>
+                <w:b/>
+                <w:color w:val="FFFFFF"/>
                 <w:sz w:val="22"/>
                 <w:rtl/>
               </w:rPr>
@@ -3557,7 +3601,9 @@
           </w:p>
         </w:tc>
         <w:tc>
-          <w:tcPr/>
+          <w:tcPr>
+            <w:shd w:val="clear" w:color="auto" w:fill="1E3A5F"/>
+          </w:tcPr>
           <w:p>
             <w:pPr>
               <w:pStyle w:val="Compact"/>
@@ -3565,6 +3611,8 @@
             </w:pPr>
             <w:r>
               <w:rPr>
+                <w:b/>
+                <w:color w:val="FFFFFF"/>
                 <w:sz w:val="22"/>
                 <w:rtl/>
               </w:rPr>
@@ -3625,7 +3673,9 @@
       </w:tr>
       <w:tr>
         <w:tc>
-          <w:tcPr/>
+          <w:tcPr>
+            <w:shd w:val="clear" w:color="auto" w:fill="FAFCFE"/>
+          </w:tcPr>
           <w:p>
             <w:pPr>
               <w:pStyle w:val="Compact"/>
@@ -3641,7 +3691,9 @@
           </w:p>
         </w:tc>
         <w:tc>
-          <w:tcPr/>
+          <w:tcPr>
+            <w:shd w:val="clear" w:color="auto" w:fill="FAFCFE"/>
+          </w:tcPr>
           <w:p>
             <w:pPr>
               <w:pStyle w:val="Compact"/>
@@ -3657,7 +3709,9 @@
           </w:p>
         </w:tc>
         <w:tc>
-          <w:tcPr/>
+          <w:tcPr>
+            <w:shd w:val="clear" w:color="auto" w:fill="FAFCFE"/>
+          </w:tcPr>
           <w:p>
             <w:pPr>
               <w:pStyle w:val="Compact"/>
@@ -4610,6 +4664,15 @@
         <w:tblStyle w:val="Table"/>
         <w:tblW w:type="auto" w:w="0"/>
         <w:tblLook w:firstRow="1" w:lastRow="0" w:firstColumn="0" w:lastColumn="0" w:noHBand="0" w:noVBand="0" w:val="0020"/>
+        <w:jc w:val="center"/>
+        <w:tblBorders>
+          <w:top w:val="single" w:sz="4" w:color="C9D3DE"/>
+          <w:left w:val="single" w:sz="4" w:color="C9D3DE"/>
+          <w:bottom w:val="single" w:sz="4" w:color="C9D3DE"/>
+          <w:right w:val="single" w:sz="4" w:color="C9D3DE"/>
+          <w:insideH w:val="single" w:sz="4" w:color="C9D3DE"/>
+          <w:insideV w:val="single" w:sz="4" w:color="C9D3DE"/>
+        </w:tblBorders>
         <w:bidiVisual/>
       </w:tblPr>
       <w:tblGrid>
@@ -4621,7 +4684,9 @@
           <w:tblHeader w:val="on"/>
         </w:trPr>
         <w:tc>
-          <w:tcPr/>
+          <w:tcPr>
+            <w:shd w:val="clear" w:color="auto" w:fill="1E3A5F"/>
+          </w:tcPr>
           <w:p>
             <w:pPr>
               <w:pStyle w:val="Compact"/>
@@ -4629,6 +4694,8 @@
             </w:pPr>
             <w:r>
               <w:rPr>
+                <w:b/>
+                <w:color w:val="FFFFFF"/>
                 <w:sz w:val="22"/>
                 <w:rtl/>
               </w:rPr>
@@ -4637,7 +4704,9 @@
           </w:p>
         </w:tc>
         <w:tc>
-          <w:tcPr/>
+          <w:tcPr>
+            <w:shd w:val="clear" w:color="auto" w:fill="1E3A5F"/>
+          </w:tcPr>
           <w:p>
             <w:pPr>
               <w:pStyle w:val="Compact"/>
@@ -4645,6 +4714,8 @@
             </w:pPr>
             <w:r>
               <w:rPr>
+                <w:b/>
+                <w:color w:val="FFFFFF"/>
                 <w:sz w:val="22"/>
                 <w:rtl/>
               </w:rPr>
@@ -4719,7 +4790,9 @@
       </w:tr>
       <w:tr>
         <w:tc>
-          <w:tcPr/>
+          <w:tcPr>
+            <w:shd w:val="clear" w:color="auto" w:fill="FAFCFE"/>
+          </w:tcPr>
           <w:p>
             <w:pPr>
               <w:pStyle w:val="Compact"/>
@@ -4750,7 +4823,9 @@
           </w:p>
         </w:tc>
         <w:tc>
-          <w:tcPr/>
+          <w:tcPr>
+            <w:shd w:val="clear" w:color="auto" w:fill="FAFCFE"/>
+          </w:tcPr>
           <w:p>
             <w:pPr>
               <w:pStyle w:val="Compact"/>
@@ -6103,6 +6178,15 @@
         <w:tblStyle w:val="Table"/>
         <w:tblW w:type="auto" w:w="0"/>
         <w:tblLook w:firstRow="1" w:lastRow="0" w:firstColumn="0" w:lastColumn="0" w:noHBand="0" w:noVBand="0" w:val="0020"/>
+        <w:jc w:val="center"/>
+        <w:tblBorders>
+          <w:top w:val="single" w:sz="4" w:color="C9D3DE"/>
+          <w:left w:val="single" w:sz="4" w:color="C9D3DE"/>
+          <w:bottom w:val="single" w:sz="4" w:color="C9D3DE"/>
+          <w:right w:val="single" w:sz="4" w:color="C9D3DE"/>
+          <w:insideH w:val="single" w:sz="4" w:color="C9D3DE"/>
+          <w:insideV w:val="single" w:sz="4" w:color="C9D3DE"/>
+        </w:tblBorders>
         <w:bidiVisual/>
       </w:tblPr>
       <w:tblGrid>
@@ -6115,7 +6199,9 @@
           <w:tblHeader w:val="on"/>
         </w:trPr>
         <w:tc>
-          <w:tcPr/>
+          <w:tcPr>
+            <w:shd w:val="clear" w:color="auto" w:fill="1E3A5F"/>
+          </w:tcPr>
           <w:p>
             <w:pPr>
               <w:pStyle w:val="Compact"/>
@@ -6123,6 +6209,8 @@
             </w:pPr>
             <w:r>
               <w:rPr>
+                <w:b/>
+                <w:color w:val="FFFFFF"/>
                 <w:sz w:val="22"/>
                 <w:rtl/>
               </w:rPr>
@@ -6131,7 +6219,9 @@
           </w:p>
         </w:tc>
         <w:tc>
-          <w:tcPr/>
+          <w:tcPr>
+            <w:shd w:val="clear" w:color="auto" w:fill="1E3A5F"/>
+          </w:tcPr>
           <w:p>
             <w:pPr>
               <w:pStyle w:val="Compact"/>
@@ -6139,6 +6229,8 @@
             </w:pPr>
             <w:r>
               <w:rPr>
+                <w:b/>
+                <w:color w:val="FFFFFF"/>
                 <w:sz w:val="22"/>
                 <w:rtl/>
               </w:rPr>
@@ -6147,7 +6239,9 @@
           </w:p>
         </w:tc>
         <w:tc>
-          <w:tcPr/>
+          <w:tcPr>
+            <w:shd w:val="clear" w:color="auto" w:fill="1E3A5F"/>
+          </w:tcPr>
           <w:p>
             <w:pPr>
               <w:pStyle w:val="Compact"/>
@@ -6155,6 +6249,8 @@
             </w:pPr>
             <w:r>
               <w:rPr>
+                <w:b/>
+                <w:color w:val="FFFFFF"/>
                 <w:sz w:val="22"/>
                 <w:rtl/>
               </w:rPr>
@@ -6216,7 +6312,9 @@
       </w:tr>
       <w:tr>
         <w:tc>
-          <w:tcPr/>
+          <w:tcPr>
+            <w:shd w:val="clear" w:color="auto" w:fill="FAFCFE"/>
+          </w:tcPr>
           <w:p>
             <w:pPr>
               <w:pStyle w:val="Compact"/>
@@ -6232,7 +6330,9 @@
           </w:p>
         </w:tc>
         <w:tc>
-          <w:tcPr/>
+          <w:tcPr>
+            <w:shd w:val="clear" w:color="auto" w:fill="FAFCFE"/>
+          </w:tcPr>
           <w:p>
             <w:pPr>
               <w:pStyle w:val="Compact"/>
@@ -6249,7 +6349,9 @@
           </w:p>
         </w:tc>
         <w:tc>
-          <w:tcPr/>
+          <w:tcPr>
+            <w:shd w:val="clear" w:color="auto" w:fill="FAFCFE"/>
+          </w:tcPr>
           <w:p>
             <w:pPr>
               <w:pStyle w:val="Compact"/>
@@ -6347,7 +6449,9 @@
       </w:tr>
       <w:tr>
         <w:tc>
-          <w:tcPr/>
+          <w:tcPr>
+            <w:shd w:val="clear" w:color="auto" w:fill="FAFCFE"/>
+          </w:tcPr>
           <w:p>
             <w:pPr>
               <w:pStyle w:val="Compact"/>
@@ -6363,7 +6467,9 @@
           </w:p>
         </w:tc>
         <w:tc>
-          <w:tcPr/>
+          <w:tcPr>
+            <w:shd w:val="clear" w:color="auto" w:fill="FAFCFE"/>
+          </w:tcPr>
           <w:p>
             <w:pPr>
               <w:pStyle w:val="Compact"/>
@@ -6380,7 +6486,9 @@
           </w:p>
         </w:tc>
         <w:tc>
-          <w:tcPr/>
+          <w:tcPr>
+            <w:shd w:val="clear" w:color="auto" w:fill="FAFCFE"/>
+          </w:tcPr>
           <w:p>
             <w:pPr>
               <w:pStyle w:val="Compact"/>
@@ -6478,7 +6586,9 @@
       </w:tr>
       <w:tr>
         <w:tc>
-          <w:tcPr/>
+          <w:tcPr>
+            <w:shd w:val="clear" w:color="auto" w:fill="FAFCFE"/>
+          </w:tcPr>
           <w:p>
             <w:pPr>
               <w:pStyle w:val="Compact"/>
@@ -6494,7 +6604,9 @@
           </w:p>
         </w:tc>
         <w:tc>
-          <w:tcPr/>
+          <w:tcPr>
+            <w:shd w:val="clear" w:color="auto" w:fill="FAFCFE"/>
+          </w:tcPr>
           <w:p>
             <w:pPr>
               <w:pStyle w:val="Compact"/>
@@ -6540,7 +6652,9 @@
           </w:p>
         </w:tc>
         <w:tc>
-          <w:tcPr/>
+          <w:tcPr>
+            <w:shd w:val="clear" w:color="auto" w:fill="FAFCFE"/>
+          </w:tcPr>
           <w:p>
             <w:pPr>
               <w:pStyle w:val="Compact"/>
@@ -7239,6 +7353,15 @@
         <w:tblStyle w:val="Table"/>
         <w:tblW w:type="auto" w:w="0"/>
         <w:tblLook w:firstRow="1" w:lastRow="0" w:firstColumn="0" w:lastColumn="0" w:noHBand="0" w:noVBand="0" w:val="0020"/>
+        <w:jc w:val="center"/>
+        <w:tblBorders>
+          <w:top w:val="single" w:sz="4" w:color="C9D3DE"/>
+          <w:left w:val="single" w:sz="4" w:color="C9D3DE"/>
+          <w:bottom w:val="single" w:sz="4" w:color="C9D3DE"/>
+          <w:right w:val="single" w:sz="4" w:color="C9D3DE"/>
+          <w:insideH w:val="single" w:sz="4" w:color="C9D3DE"/>
+          <w:insideV w:val="single" w:sz="4" w:color="C9D3DE"/>
+        </w:tblBorders>
         <w:bidiVisual/>
       </w:tblPr>
       <w:tblGrid>
@@ -7250,7 +7373,9 @@
           <w:tblHeader w:val="on"/>
         </w:trPr>
         <w:tc>
-          <w:tcPr/>
+          <w:tcPr>
+            <w:shd w:val="clear" w:color="auto" w:fill="1E3A5F"/>
+          </w:tcPr>
           <w:p>
             <w:pPr>
               <w:pStyle w:val="Compact"/>
@@ -7258,6 +7383,8 @@
             </w:pPr>
             <w:r>
               <w:rPr>
+                <w:b/>
+                <w:color w:val="FFFFFF"/>
                 <w:sz w:val="22"/>
                 <w:rtl/>
               </w:rPr>
@@ -7266,7 +7393,9 @@
           </w:p>
         </w:tc>
         <w:tc>
-          <w:tcPr/>
+          <w:tcPr>
+            <w:shd w:val="clear" w:color="auto" w:fill="1E3A5F"/>
+          </w:tcPr>
           <w:p>
             <w:pPr>
               <w:pStyle w:val="Compact"/>
@@ -7274,6 +7403,8 @@
             </w:pPr>
             <w:r>
               <w:rPr>
+                <w:b/>
+                <w:color w:val="FFFFFF"/>
                 <w:sz w:val="22"/>
                 <w:rtl/>
               </w:rPr>
@@ -7333,7 +7464,9 @@
       </w:tr>
       <w:tr>
         <w:tc>
-          <w:tcPr/>
+          <w:tcPr>
+            <w:shd w:val="clear" w:color="auto" w:fill="FAFCFE"/>
+          </w:tcPr>
           <w:p>
             <w:pPr>
               <w:pStyle w:val="Compact"/>
@@ -7349,7 +7482,9 @@
           </w:p>
         </w:tc>
         <w:tc>
-          <w:tcPr/>
+          <w:tcPr>
+            <w:shd w:val="clear" w:color="auto" w:fill="FAFCFE"/>
+          </w:tcPr>
           <w:p>
             <w:pPr>
               <w:pStyle w:val="Compact"/>
@@ -7416,7 +7551,9 @@
       </w:tr>
       <w:tr>
         <w:tc>
-          <w:tcPr/>
+          <w:tcPr>
+            <w:shd w:val="clear" w:color="auto" w:fill="FAFCFE"/>
+          </w:tcPr>
           <w:p>
             <w:pPr>
               <w:pStyle w:val="Compact"/>
@@ -7432,7 +7569,9 @@
           </w:p>
         </w:tc>
         <w:tc>
-          <w:tcPr/>
+          <w:tcPr>
+            <w:shd w:val="clear" w:color="auto" w:fill="FAFCFE"/>
+          </w:tcPr>
           <w:p>
             <w:pPr>
               <w:pStyle w:val="Compact"/>
@@ -8223,6 +8362,15 @@
         <w:tblStyle w:val="Table"/>
         <w:tblW w:type="auto" w:w="0"/>
         <w:tblLook w:firstRow="1" w:lastRow="0" w:firstColumn="0" w:lastColumn="0" w:noHBand="0" w:noVBand="0" w:val="0020"/>
+        <w:jc w:val="center"/>
+        <w:tblBorders>
+          <w:top w:val="single" w:sz="4" w:color="C9D3DE"/>
+          <w:left w:val="single" w:sz="4" w:color="C9D3DE"/>
+          <w:bottom w:val="single" w:sz="4" w:color="C9D3DE"/>
+          <w:right w:val="single" w:sz="4" w:color="C9D3DE"/>
+          <w:insideH w:val="single" w:sz="4" w:color="C9D3DE"/>
+          <w:insideV w:val="single" w:sz="4" w:color="C9D3DE"/>
+        </w:tblBorders>
         <w:bidiVisual/>
       </w:tblPr>
       <w:tblGrid>
@@ -8234,7 +8382,9 @@
           <w:tblHeader w:val="on"/>
         </w:trPr>
         <w:tc>
-          <w:tcPr/>
+          <w:tcPr>
+            <w:shd w:val="clear" w:color="auto" w:fill="1E3A5F"/>
+          </w:tcPr>
           <w:p>
             <w:pPr>
               <w:pStyle w:val="Compact"/>
@@ -8242,6 +8392,8 @@
             </w:pPr>
             <w:r>
               <w:rPr>
+                <w:b/>
+                <w:color w:val="FFFFFF"/>
                 <w:sz w:val="22"/>
                 <w:rtl/>
               </w:rPr>
@@ -8250,7 +8402,9 @@
           </w:p>
         </w:tc>
         <w:tc>
-          <w:tcPr/>
+          <w:tcPr>
+            <w:shd w:val="clear" w:color="auto" w:fill="1E3A5F"/>
+          </w:tcPr>
           <w:p>
             <w:pPr>
               <w:pStyle w:val="Compact"/>
@@ -8258,6 +8412,8 @@
             </w:pPr>
             <w:r>
               <w:rPr>
+                <w:b/>
+                <w:color w:val="FFFFFF"/>
                 <w:sz w:val="22"/>
                 <w:rtl/>
               </w:rPr>
@@ -8346,7 +8502,9 @@
       </w:tr>
       <w:tr>
         <w:tc>
-          <w:tcPr/>
+          <w:tcPr>
+            <w:shd w:val="clear" w:color="auto" w:fill="FAFCFE"/>
+          </w:tcPr>
           <w:p>
             <w:pPr>
               <w:pStyle w:val="Compact"/>
@@ -8362,7 +8520,9 @@
           </w:p>
         </w:tc>
         <w:tc>
-          <w:tcPr/>
+          <w:tcPr>
+            <w:shd w:val="clear" w:color="auto" w:fill="FAFCFE"/>
+          </w:tcPr>
           <w:p>
             <w:pPr>
               <w:pStyle w:val="Compact"/>
@@ -8415,7 +8575,9 @@
       </w:tr>
       <w:tr>
         <w:tc>
-          <w:tcPr/>
+          <w:tcPr>
+            <w:shd w:val="clear" w:color="auto" w:fill="FAFCFE"/>
+          </w:tcPr>
           <w:p>
             <w:pPr>
               <w:pStyle w:val="Compact"/>
@@ -8431,7 +8593,9 @@
           </w:p>
         </w:tc>
         <w:tc>
-          <w:tcPr/>
+          <w:tcPr>
+            <w:shd w:val="clear" w:color="auto" w:fill="FAFCFE"/>
+          </w:tcPr>
           <w:p>
             <w:pPr>
               <w:pStyle w:val="Compact"/>
